--- a/일본판/2부/2부_4화_일시금.docx
+++ b/일본판/2부/2부_4화_일시금.docx
@@ -92,7 +92,7 @@
           <w:color w:val="555555"/>
           <w:sz w:val="22"/>
         </w:rPr>
-        <w:t>(8月3日(月)、午前9時。桐生法律事務所。梅雨が明けて三日目、窓の外で蝉が鳴いている。扇風機が回り、応接室の鉄瓶は今日は出ていない。三浦が電話の受話器を肩に挟んだまま、メモを取っている。机の上に、白い角封筒が三通、広げてある。右上に「奥浜電力株式会社 原子力損害賠償対応室」の印字。)</w:t>
+        <w:t>(8月3日(月)、午前9時。桐生法律事務所。梅雨が明けて三日目、窓の外で蝉が鳴いている。扇風機が回り、応接室の鉄瓶は今日は出ていない。三浦が電話の受話器を肩に挟んだままメモを取っている。机の上に白い角封筒が三通、広げてある。右上に「奥浜電力株式会社 原子力損害賠償対応室」の印字。)</w:t>
       </w:r>
     </w:p>
     <w:p>
@@ -115,7 +115,7 @@
           <w:i w:val="0"/>
           <w:sz w:val="22"/>
         </w:rPr>
-        <w:t>はい、桐生法律事務所です。……はい、お手紙、届きましたか。いえ、ハンコは、まだ押さないでください。はい、今日中に、こちらから説明のお電話を差し上げますから。(受話器を置く)真壁さん、これで六本目です。</w:t>
+        <w:t>はい、桐生法律事務所です。……はい、お手紙届きましたか。いえ、ハンコはまだ押さないでください。はい、今日中にこちらから説明のお電話を差し上げますから。(受話器を置く)真壁さん、これで六本目です。</w:t>
       </w:r>
     </w:p>
     <w:p>
@@ -161,7 +161,7 @@
           <w:i w:val="0"/>
           <w:sz w:val="22"/>
         </w:rPr>
-        <w:t>朝の七時から、公営住宅の皆さんが、郵便受けを開けてるんです。ポストに、白い封筒が、全員分。</w:t>
+        <w:t>朝の七時から、公営住宅の皆さんが郵便受けを開けてるんです。ポストに白い封筒が、全員分。</w:t>
       </w:r>
     </w:p>
     <w:p>
@@ -199,7 +199,7 @@
           <w:i w:val="0"/>
           <w:sz w:val="22"/>
         </w:rPr>
-        <w:t>おはようございます。すみません、市役所前のポストで、うちの母にも同じ封筒が来ていたので、確認してから来ました。……真壁先生、これです。</w:t>
+        <w:t>おはようございます。すみません、市役所前のポストに、うちの母宛ての同じ封筒が入っていたので、確認してから来ました。……真壁先生、これです。</w:t>
       </w:r>
     </w:p>
     <w:p>
@@ -237,7 +237,7 @@
           <w:color w:val="555555"/>
           <w:sz w:val="22"/>
         </w:rPr>
-        <w:t>(遼が封筒から三つ折りの紙を出す。表題、「和解による早期解決のご案内」。)</w:t>
+        <w:t>(遼が封筒から三つ折りの紙を出す。表題は「和解による早期解決のご案内」。)</w:t>
       </w:r>
     </w:p>
     <w:p>
@@ -260,7 +260,7 @@
           <w:i w:val="0"/>
           <w:sz w:val="22"/>
         </w:rPr>
-        <w:t>「当社は、避難生活を余儀なくされている皆様に、一日も早い生活再建をしていただくため、下記のとおり、一時金による和解をご提案いたします」。……一人当たり、百二十万円。</w:t>
+        <w:t>「当社は避難生活を余儀なくされている皆様に、一日も早く生活再建をしていただくため、下記のとおり一時金による和解をご提案いたします」。……一人当たり百二十万円。</w:t>
       </w:r>
     </w:p>
     <w:p>
@@ -283,7 +283,7 @@
           <w:i w:val="0"/>
           <w:sz w:val="22"/>
         </w:rPr>
-        <w:t>続きがあります。第三項、「本和解の内容は、第三者に開示しないものとする」。第四項、「本和解成立後、貴殿は本件訴訟を取り下げるものとする」。第五項、「追加の請求を放棄する」。回答期限は、八月三十一日、必着。</w:t>
+        <w:t>続きがあります。第三項、「本和解の内容は第三者に開示しないものとする」。第四項、「本和解成立後、貴殿は本件訴訟を取り下げるものとする」。第五項、「追加の請求を放棄する」。回答期限は八月三十一日必着。</w:t>
       </w:r>
     </w:p>
     <w:p>
@@ -306,7 +306,7 @@
           <w:i w:val="0"/>
           <w:sz w:val="22"/>
         </w:rPr>
-        <w:t>百二十万円。……避難して九年近く、いろんなものを失くした人に、百二十万円で、ぜんぶ、おしまい。</w:t>
+        <w:t>百二十万円。……避難して九年近く、いろんなものを失くした人に、百二十万円でぜんぶおしまい。</w:t>
       </w:r>
     </w:p>
     <w:p>
@@ -329,7 +329,7 @@
           <w:i w:val="0"/>
           <w:sz w:val="22"/>
         </w:rPr>
-        <w:t>違法では、ありません。(紙を机に置く)当事者が、相手方の当事者に、直接和解を持ちかけること自体は、民事の自由です。代理人弁護士に連絡するべきだという規律は、弁護士の側にかかっているものです。電力会社は、弁護士じゃない。</w:t>
+        <w:t>違法ではありません。(紙を机に置く)当事者が相手方の当事者に直接和解を持ちかけること自体は、民事の自由です。代理人弁護士に連絡すべきだという規律は、弁護士の側にかかっているものです。電力会社は弁護士じゃない。</w:t>
       </w:r>
     </w:p>
     <w:p>
@@ -352,7 +352,7 @@
           <w:i w:val="0"/>
           <w:sz w:val="22"/>
         </w:rPr>
-        <w:t>そのとおりです。だから、向こうは、弁護士を通さなかった。……大槻さんは、代理人の名前を、どこにも書いていませんね。</w:t>
+        <w:t>そのとおりです。だから向こうは、弁護士を通さなかった。……大槻さんは、代理人の名前をどこにも書いていませんね。</w:t>
       </w:r>
     </w:p>
     <w:p>
@@ -375,7 +375,7 @@
           <w:i w:val="0"/>
           <w:sz w:val="22"/>
         </w:rPr>
-        <w:t>書いてありません。差出人は、電力の対応室。大槻先生の事務所は、きっと、知らなかったことにする。</w:t>
+        <w:t>書いてありません。差出人は電力の対応室。大槻先生の事務所は、きっと知らなかったことにする。</w:t>
       </w:r>
     </w:p>
     <w:p>
@@ -421,7 +421,7 @@
           <w:i w:val="0"/>
           <w:sz w:val="22"/>
         </w:rPr>
-        <w:t>ずるくは、ありません。うまいんです。(少し間を置く)だから、よけいに、悔しいんですけど。</w:t>
+        <w:t>ずるくはありません。うまいんです。(少し間を置く)だから、よけいに悔しいんですけど。</w:t>
       </w:r>
     </w:p>
     <w:p>
@@ -500,7 +500,7 @@
           <w:i w:val="0"/>
           <w:sz w:val="22"/>
         </w:rPr>
-        <w:t>判決が出るまで、あと一年か、二年か、控訴すれば、もっと。それまで、生きていられるか分からない人が、いる。百二十万円は、その人たちにとって、低いのでしょうか。</w:t>
+        <w:t>判決が出るまであと一年か二年か、控訴すればもっと。それまで生きていられるか分からない人がいる。百二十万円は、その人たちにとって低いのでしょうか。</w:t>
       </w:r>
     </w:p>
     <w:p>
@@ -533,7 +533,7 @@
           <w:i w:val="0"/>
           <w:sz w:val="22"/>
         </w:rPr>
-        <w:t>先生。……それは、私には、答えられません。答えられないって、言うのは、ずるいですね。</w:t>
+        <w:t>先生。……それは、私には答えられません。答えられないって言うのは、ずるいですね。</w:t>
       </w:r>
     </w:p>
     <w:p>
@@ -556,7 +556,7 @@
           <w:i w:val="0"/>
           <w:sz w:val="22"/>
         </w:rPr>
-        <w:t>いえ。僕にも、答えられません。(紙を揃える)まずは、全員に、電話をします。「押さないでください」ではなく、「届いたのですね。一緒に読みましょう」と。</w:t>
+        <w:t>いえ。僕にも答えられません。(紙を揃える)まずは全員に電話をします。「押さないでください」ではなく、「届いたのですね。一緒に読みましょう」と。</w:t>
       </w:r>
     </w:p>
     <w:p>
@@ -579,7 +579,7 @@
           <w:i w:val="0"/>
           <w:sz w:val="22"/>
         </w:rPr>
-        <w:t>名簿、プリントします。一番、待った人から。</w:t>
+        <w:t>名簿、プリントします。一番待った人から。</w:t>
       </w:r>
     </w:p>
     <w:p>
@@ -594,7 +594,7 @@
           <w:color w:val="555555"/>
           <w:sz w:val="22"/>
         </w:rPr>
-        <w:t>(電話が、また鳴る。蝉の声が、一段と高くなる。)</w:t>
+        <w:t>(電話がまた鳴る。蝉の声が一段と高くなる。)</w:t>
       </w:r>
     </w:p>
     <w:p>
@@ -624,7 +624,7 @@
           <w:color w:val="555555"/>
           <w:sz w:val="22"/>
         </w:rPr>
-        <w:t>(8月5日(水)、午後6時。汐見台の復興公営住宅の集会所。窓を全開にしても、むっとする暑さ。マスクの人たちが、間隔を空けてパイプ椅子に座っている。扇風機が二台。壁に、ここにも「真壁いさお 国政報告会」のポスター。奥の席に、紺の開襟シャツの大沼。遼が前に立ち、茜が資料を配る。)</w:t>
+        <w:t>(8月5日(水)、午後6時。汐見台の復興公営住宅の集会所。窓を全開にしてもむっとする暑さ。マスクの人たちが間隔を空けてパイプ椅子に座っている。扇風機が二台。壁に、ここにも「真壁いさお 国政報告会」のポスター。奥の席に、紺の開襟シャツの大沼。遼が前に立ち、茜が資料を配る。)</w:t>
       </w:r>
     </w:p>
     <w:p>
@@ -647,7 +647,7 @@
           <w:i w:val="0"/>
           <w:sz w:val="22"/>
         </w:rPr>
-        <w:t>皆さん、暑い中、集まっていただいてありがとうございます。今日は、電力から届いた、あの封筒の話をさせてください。</w:t>
+        <w:t>皆さん、暑い中集まっていただいてありがとうございます。今日は、電力から届いたあの封筒の話をさせてください。</w:t>
       </w:r>
     </w:p>
     <w:p>
@@ -685,7 +685,7 @@
           <w:i w:val="0"/>
           <w:sz w:val="22"/>
         </w:rPr>
-        <w:t>先生、あれ、ハンコ、押していいんだべか。うち、もう、九年だもの。孫の学費もあるし。</w:t>
+        <w:t>先生、あれ、ハンコ押していいんだべか。うち、もう九年だもの。孫の学費もあるし。</w:t>
       </w:r>
     </w:p>
     <w:p>
@@ -708,7 +708,7 @@
           <w:i w:val="0"/>
           <w:sz w:val="22"/>
         </w:rPr>
-        <w:t>押してはいけない、と言うつもりはありません。ただ、押す前に知っておいてほしいことが、三つあります。(茜が、ホワイトボードに三本線を書く)一つ。お金は、もらった瞬間に、訴えを取り下げたことになります。二つ。追加の賠償は、もう請求できません。三つ。この提案の内容を、誰にも話せなくなります。</w:t>
+        <w:t>押してはいけない、と言うつもりはありません。ただ、押す前に知っておいてほしいことが三つあります。(茜がホワイトボードに三本線を書く)一つ。お金はもらった瞬間に、訴えを取り下げたことになります。二つ。追加の賠償はもう請求できません。三つ。この提案の内容を誰にも話せなくなります。</w:t>
       </w:r>
     </w:p>
     <w:p>
@@ -754,7 +754,7 @@
           <w:i w:val="0"/>
           <w:sz w:val="22"/>
         </w:rPr>
-        <w:t>家族を含みます。相談のため、弁護士に話すことは例外にしてありますが、お隣さんや、報道には話せません。</w:t>
+        <w:t>家族を含みます。相談のため弁護士に話すことは例外にしてありますが、お隣さんや報道には話せません。</w:t>
       </w:r>
     </w:p>
     <w:p>
@@ -787,7 +787,7 @@
           <w:i w:val="0"/>
           <w:sz w:val="22"/>
         </w:rPr>
-        <w:t>それだば、おら、この九年のこと、誰にも話せねえってことか。</w:t>
+        <w:t>それだば、おら、この九年のこと誰にも話せねえってことか。</w:t>
       </w:r>
     </w:p>
     <w:p>
@@ -802,7 +802,7 @@
           <w:color w:val="555555"/>
           <w:sz w:val="22"/>
         </w:rPr>
-        <w:t>(沈黙。大沼が、咳払いをして、立ち上がる。)</w:t>
+        <w:t>(沈黙。大沼が咳払いをして立ち上がる。)</w:t>
       </w:r>
     </w:p>
     <w:p>
@@ -825,7 +825,7 @@
           <w:i w:val="0"/>
           <w:sz w:val="22"/>
         </w:rPr>
-        <w:t>皆さん。わしは、ここの自治会長として、一言だけ言わせてもらう。</w:t>
+        <w:t>皆さん。わしはここの自治会長として、一言だけ言わせてもらう。</w:t>
       </w:r>
     </w:p>
     <w:p>
@@ -840,7 +840,7 @@
           <w:color w:val="555555"/>
           <w:sz w:val="22"/>
         </w:rPr>
-        <w:t>(全員が、大沼の方を向く。)</w:t>
+        <w:t>(全員が大沼の方を向く。)</w:t>
       </w:r>
     </w:p>
     <w:p>
@@ -863,7 +863,7 @@
           <w:i w:val="0"/>
           <w:sz w:val="22"/>
         </w:rPr>
-        <w:t>わしは、先生たちを悪く言うつもりはねえ。この前も、桐生先生の葬式には出た。……だが、現実の話をする。判決まで、何年かかるか。国が負けるのか、分かんねえ。電力は、百二十万、今、現金で出すと言ってんだ。「明日の百万より、今日の五十万」って言うべ。</w:t>
+        <w:t>わしは、先生たちを悪く言うつもりはねえ。この前も桐生先生の葬式には出た。……だが、現実の話をする。判決まで何年かかるか。国が負けるのか、分かんねえ。電力は百二十万、今現金で出すと言ってんだ。「明日の百万より今日の五十万」って言うべ。</w:t>
       </w:r>
     </w:p>
     <w:p>
@@ -952,7 +952,7 @@
           <w:i w:val="0"/>
           <w:sz w:val="22"/>
         </w:rPr>
-        <w:t>大沼さん。ご心配は、もっともです。ですから、私たちは、ここで「取るな」とは言いません。取る方の理由も、取らない方の理由も、同じ紙に、書きます。(茜に合図する)</w:t>
+        <w:t>大沼さん。ご心配はもっともです。ですから私たちは、ここで「取るな」とは言いません。取る方の理由も取らない方の理由も、同じ紙に書きます。(茜に合図する)</w:t>
       </w:r>
     </w:p>
     <w:p>
@@ -967,7 +967,7 @@
           <w:color w:val="555555"/>
           <w:sz w:val="22"/>
         </w:rPr>
-        <w:t>(茜が、A3の紙を貼る。「受け取る場合」「受け取らない場合」の二列。)</w:t>
+        <w:t>(茜がA3の紙を貼る。「受け取る場合」「受け取らない場合」の二列。)</w:t>
       </w:r>
     </w:p>
     <w:p>
@@ -990,7 +990,7 @@
           <w:i w:val="0"/>
           <w:sz w:val="22"/>
         </w:rPr>
-        <w:t>左の列が、受け取る場合です。当面の現金が入る。裁判の負担と不安から、解放される。右が、受け取らない場合。判決で、もっと多く認められる可能性がある。ただし、負けて、ゼロの可能性もある。そして、もう一つ。国の責任が、裁判の中で、どう判断されるか。それは、この和解では、決まらないままになります。</w:t>
+        <w:t>左の列が、受け取る場合です。当面の現金が入る。裁判の負担と不安から解放される。右が、受け取らない場合。判決で、もっと多く認められる可能性がある。ただし、負けてゼロの可能性もある。そして、もう一つ。国の責任が裁判の中でどう判断されるか。それは、この和解では決まらないままになります。</w:t>
       </w:r>
     </w:p>
     <w:p>
@@ -1036,7 +1036,7 @@
           <w:i w:val="0"/>
           <w:sz w:val="22"/>
         </w:rPr>
-        <w:t>この和解の相手は、電力会社だけです。国は、入っていません。お金を受け取ると、電力との争いは終わりますが、国が、あの津波を予見できたのに、手を打たなかったという問いは、そのまま、闇の中に残ります。</w:t>
+        <w:t>この和解の相手は電力会社だけです。国は入っていません。お金を受け取ると電力との争いは終わりますが、国があの津波を予見できたのに手を打たなかったという問いは、そのまま闇の中に残ります。</w:t>
       </w:r>
     </w:p>
     <w:p>
@@ -1084,7 +1084,7 @@
           <w:color w:val="555555"/>
           <w:sz w:val="22"/>
         </w:rPr>
-        <w:t>(集会所の隅で、窓の外の暗がりを、風鈴が、一度だけ鳴らす。)</w:t>
+        <w:t>(集会所の隅で、窓の外の暗がりに風鈴が一度だけ鳴る。)</w:t>
       </w:r>
     </w:p>
     <w:p>
@@ -1114,7 +1114,7 @@
           <w:color w:val="555555"/>
           <w:sz w:val="22"/>
         </w:rPr>
-        <w:t>(8月7日(金)、午後9時。居酒屋「しおさい」。客は、カウンターの端に二人きり。壁の扇風機が首を振る。遼と三浦のほかに、浜田友三郎。女将の兄で、波戸町で電気工事の仕事をしていた。丸い背中。手元に、白い封筒が、ビールの泡の横に置いてある。)</w:t>
+        <w:t>(8月7日(金)、午後9時。居酒屋「しおさい」。客はカウンターの端に二人きり。壁の扇風機が首を振る。遼と三浦のほかに浜田友三郎。女将の兄で、波戸町で電気工事の仕事をしていた。丸い背中。手元の白い封筒が、ビールの泡の横に置いてある。)</w:t>
       </w:r>
     </w:p>
     <w:p>
@@ -1137,7 +1137,7 @@
           <w:i w:val="0"/>
           <w:sz w:val="22"/>
         </w:rPr>
-        <w:t>あんた、封筒、しまいなよ。濡れっぺ。</w:t>
+        <w:t>あんた、封筒しまいなよ。濡れっぺ。</w:t>
       </w:r>
     </w:p>
     <w:p>
@@ -1183,7 +1183,7 @@
           <w:i w:val="0"/>
           <w:sz w:val="22"/>
         </w:rPr>
-        <w:t>先生たちの前で、見せびらかすもんじゃないよ。すみませんね、先生。この人、さっきから、これ見て、ため息ばっかり。</w:t>
+        <w:t>先生たちの前で見せびらかすもんじゃないよ。すみませんね、先生。この人、さっきからこれ見て、ため息ばっかり。</w:t>
       </w:r>
     </w:p>
     <w:p>
@@ -1206,7 +1206,7 @@
           <w:i w:val="0"/>
           <w:sz w:val="22"/>
         </w:rPr>
-        <w:t>いえ。浜田さん、お久しぶりです。原告の、名簿のところで、お名前を拝見しています。</w:t>
+        <w:t>いえ。浜田さん、お久しぶりです。原告の名簿でお名前を拝見しています。</w:t>
       </w:r>
     </w:p>
     <w:p>
@@ -1229,7 +1229,7 @@
           <w:i w:val="0"/>
           <w:sz w:val="22"/>
         </w:rPr>
-        <w:t>浜田友三郎。波戸で、四十年、電気屋だった。……先生、おら、取っていいか。</w:t>
+        <w:t>浜田友三郎。波戸で四十年、電気屋だった。……先生、おら、取っていいか。</w:t>
       </w:r>
     </w:p>
     <w:p>
@@ -1244,7 +1244,7 @@
           <w:color w:val="555555"/>
           <w:sz w:val="22"/>
         </w:rPr>
-        <w:t>(女将が、手を止める。三浦が、グラスを置く。)</w:t>
+        <w:t>(女将が手を止める。三浦がグラスを置く。)</w:t>
       </w:r>
     </w:p>
     <w:p>
@@ -1267,7 +1267,7 @@
           <w:i w:val="0"/>
           <w:sz w:val="22"/>
         </w:rPr>
-        <w:t>理由を、聞かせてもらっていいですか。</w:t>
+        <w:t>理由を聞かせてもらっていいですか。</w:t>
       </w:r>
     </w:p>
     <w:p>
@@ -1290,7 +1290,7 @@
           <w:i w:val="0"/>
           <w:sz w:val="22"/>
         </w:rPr>
-        <w:t>嫁が、ずっと病気でな。避難先の病院に通ってんだ。月に二回、タクシーで、二時間。年金じゃ、足んねえ。貯金は、もう、底が見えてる。</w:t>
+        <w:t>嫁がずっと病気でな。避難先の病院に通ってんだ。月に二回、タクシーで二時間。年金じゃ足んねえ。貯金ももう底が見えてる。</w:t>
       </w:r>
     </w:p>
     <w:p>
@@ -1336,7 +1336,7 @@
           <w:i w:val="0"/>
           <w:sz w:val="22"/>
         </w:rPr>
-        <w:t>おまえに借りたら、おまえの店が、きつくなっぺ。(ビールを一口)百二十万。タクシー代で、二年はもつ。</w:t>
+        <w:t>おまえに借りたら、おまえの店がきつくなっぺ。(ビールを一口)百二十万。タクシー代で二年はもつ。</w:t>
       </w:r>
     </w:p>
     <w:p>
@@ -1382,7 +1382,7 @@
           <w:i w:val="0"/>
           <w:sz w:val="22"/>
         </w:rPr>
-        <w:t>おら、先生たちが悪いなんて、思ってねえ。裁判、やってほしい気持ちも、ある。波戸の家、あのまんまで、国も電力も、何にもしねえのは、おかしい。でもよ。(封筒を指で押さえる)嫁が、座ってられる日が、あと何日あるか分かんねえんだ。</w:t>
+        <w:t>おら、先生たちが悪いなんて思ってねえ。裁判やってほしい気持ちもある。波戸の家があのまんまで、国も電力も何にもしねえのは、おかしい。でもよ。(封筒を指で押さえる)嫁が座ってられる日があと何日あるか分かんねえんだ。</w:t>
       </w:r>
     </w:p>
     <w:p>
@@ -1462,16 +1462,16 @@
           <w:color w:val="555555"/>
           <w:sz w:val="22"/>
         </w:rPr>
-        <w:t>(しばらく黙って、首を振る)</w:t>
-      </w:r>
-      <w:r>
-        <w:rPr>
-          <w:rFonts w:ascii="Times New Roman" w:hAnsi="Times New Roman" w:eastAsia="Malgun Gothic"/>
-          <w:b w:val="0"/>
-          <w:i w:val="0"/>
-          <w:sz w:val="22"/>
-        </w:rPr>
-        <w:t>いいえ。浜田さんは、浜田さんの暮らしの中で、一番大事なものを、選ぶ人です。裁判は、その邪魔をするために、あるのではありません。</w:t>
+        <w:t>(しばらく黙って首を振る)</w:t>
+      </w:r>
+      <w:r>
+        <w:rPr>
+          <w:rFonts w:ascii="Times New Roman" w:hAnsi="Times New Roman" w:eastAsia="Malgun Gothic"/>
+          <w:b w:val="0"/>
+          <w:i w:val="0"/>
+          <w:sz w:val="22"/>
+        </w:rPr>
+        <w:t>いいえ。浜田さんは、浜田さんの暮らしの中で一番大事なものを選ぶ人です。裁判は、その邪魔をするためにあるのではありません。</w:t>
       </w:r>
     </w:p>
     <w:p>
@@ -1517,7 +1517,7 @@
           <w:i w:val="0"/>
           <w:sz w:val="22"/>
         </w:rPr>
-        <w:t>ただ、一つだけ。もし取るなら、第三項のことは、はっきり知っておいてください。奥さんの病気のことを、役所に相談するときにも、この件が、足かせにならないかどうか。</w:t>
+        <w:t>ただ、一つだけ。もし取るなら、第三項のことははっきり知っておいてください。奥さんの病気のことを役所に相談するときにも、この件が足かせにならないかどうか。</w:t>
       </w:r>
     </w:p>
     <w:p>
@@ -1563,7 +1563,7 @@
           <w:i w:val="0"/>
           <w:sz w:val="22"/>
         </w:rPr>
-        <w:t>契約書の文面で、確認します。明日、事務所で、一緒に読みましょう。お茶、出します。</w:t>
+        <w:t>契約書の文面で確認します。明日、事務所で一緒に読みましょう。お茶、出します。</w:t>
       </w:r>
     </w:p>
     <w:p>
@@ -1596,7 +1596,7 @@
           <w:i w:val="0"/>
           <w:sz w:val="22"/>
         </w:rPr>
-        <w:t>先生。お茶で、決めるのか。</w:t>
+        <w:t>先生。お茶で決めるのか。</w:t>
       </w:r>
     </w:p>
     <w:p>
@@ -1619,7 +1619,7 @@
           <w:i w:val="0"/>
           <w:sz w:val="22"/>
         </w:rPr>
-        <w:t>決めるのは、浜田さんです。僕は、読むだけです。</w:t>
+        <w:t>決めるのは浜田さんです。僕は読むだけです。</w:t>
       </w:r>
     </w:p>
     <w:p>
@@ -1652,7 +1652,7 @@
           <w:i w:val="0"/>
           <w:sz w:val="22"/>
         </w:rPr>
-        <w:t>食べな。いいから。……先生、すみません。あたしは、兄さんに、何も言えない。</w:t>
+        <w:t>食べな。いいから。……先生、すみません。あたしは兄さんに何も言えない。</w:t>
       </w:r>
     </w:p>
     <w:p>
@@ -1675,7 +1675,7 @@
           <w:i w:val="0"/>
           <w:sz w:val="22"/>
         </w:rPr>
-        <w:t>女将さん。言わなくて、いいんです。</w:t>
+        <w:t>女将さん。言わなくていいんです。</w:t>
       </w:r>
     </w:p>
     <w:p>
@@ -1698,7 +1698,7 @@
           <w:i w:val="0"/>
           <w:sz w:val="22"/>
         </w:rPr>
-        <w:t>九年前に、波戸の店、津波は逃れたけど、あの線量で、戻れなくなってさ。兄さんは、おらよりも、ずっと長く、あの町にいたんだ。(エプロンで、目元を拭く)ごめん、先生、まぶしくて。</w:t>
+        <w:t>九年前に、波戸の店は津波は逃れたけど、あの線量で戻れなくなってさ。兄さんは、おらよりずっと長くあの町にいたんだ。(エプロンで目元を拭く)ごめん、先生、まぶしくて。</w:t>
       </w:r>
     </w:p>
     <w:p>
@@ -1713,7 +1713,7 @@
           <w:color w:val="555555"/>
           <w:sz w:val="22"/>
         </w:rPr>
-        <w:t>(扇風機が、また、首を振る。窓の外で、近所の花火の音が、一つだけ、遠くで鳴る。)</w:t>
+        <w:t>(扇風機がまた首を振る。窓の外で、近所の花火の音が一つだけ遠くで鳴る。)</w:t>
       </w:r>
     </w:p>
     <w:p>
@@ -1743,7 +1743,7 @@
           <w:color w:val="555555"/>
           <w:sz w:val="22"/>
         </w:rPr>
-        <w:t>(8月9日(日)、午後7時。汐見台の公営住宅の一室。台所の食卓に、白い封筒が、味噌汁の椀の脇にある。和代は、洗い物をしている。翔太は、物流倉庫の制服のまま、スマホの画面を見つめている。画面は、高専の学費・寮費の案内。窓辺で、小さな風鈴が、ときどき鳴る。)</w:t>
+        <w:t>(8月9日(日)、午後7時。汐見台の公営住宅の一室。台所の食卓に、白い封筒が味噌汁の椀の脇にある。和代は洗い物をしている。翔太は物流倉庫の制服のまま、スマホの画面を見つめている。画面は高専の学費・寮費の案内。窓辺で小さな風鈴がときどき鳴る。)</w:t>
       </w:r>
     </w:p>
     <w:p>
@@ -1813,7 +1813,7 @@
           <w:color w:val="555555"/>
           <w:sz w:val="22"/>
         </w:rPr>
-        <w:t>(手を拭いて、画面をのぞく)</w:t>
+        <w:t>(手を拭いて画面をのぞく)</w:t>
       </w:r>
       <w:r>
         <w:rPr>
@@ -1845,7 +1845,7 @@
           <w:i w:val="0"/>
           <w:sz w:val="22"/>
         </w:rPr>
-        <w:t>高専の、授業料と寮費。奨学金、借りても、足んねえ。二年間で、全部で、百五十万くらい。バイトも、倉庫の夜勤、増やしてっけど。</w:t>
+        <w:t>高専の授業料と寮費。奨学金借りても足んねえ。二年間で全部で、百五十万くらい。バイトも、倉庫の夜勤増やしてっけど。</w:t>
       </w:r>
     </w:p>
     <w:p>
@@ -1868,7 +1868,7 @@
           <w:i w:val="0"/>
           <w:sz w:val="22"/>
         </w:rPr>
-        <w:t>……あんたは、それ、考えなくていい。</w:t>
+        <w:t>……あんたは、それ考えなくていい。</w:t>
       </w:r>
     </w:p>
     <w:p>
@@ -1891,7 +1891,7 @@
           <w:i w:val="0"/>
           <w:sz w:val="22"/>
         </w:rPr>
-        <w:t>考えるよ。おれ、二十歳だよ。(封筒を指さす)これ、百二十万。母さん、これで、全部、足りんだべ。</w:t>
+        <w:t>考えるよ。おれ、二十歳だよ。(封筒を指さす)これ、百二十万。母さん、これで全部足りんだべ。</w:t>
       </w:r>
     </w:p>
     <w:p>
@@ -1947,7 +1947,7 @@
           <w:i w:val="0"/>
           <w:sz w:val="22"/>
         </w:rPr>
-        <w:t>父ちゃんの件は、別の裁判だ。波戸の家のは、こっちの裁判。だけど、おれだって、波戸で生まれた。ばあちゃんの墓も、あっち。……ハンコ押したら、全部、終わりにできんだべ。</w:t>
+        <w:t>父ちゃんの件は別の裁判だ。波戸の家のは、こっちの裁判。だけど、おれだって波戸で生まれた。ばあちゃんの墓もあっち。……ハンコ押したら、全部終わりにできんだべ。</w:t>
       </w:r>
     </w:p>
     <w:p>
@@ -2016,7 +2016,7 @@
           <w:i w:val="0"/>
           <w:sz w:val="22"/>
         </w:rPr>
-        <w:t>終わらせたら、ばあちゃんの墓の前で、何て言うの。「お金もらったから、もういいです」って、言えんの。</w:t>
+        <w:t>終わらせたら、ばあちゃんの墓の前で何て言うの。「お金もらったから、もういいです」って言えんの。</w:t>
       </w:r>
     </w:p>
     <w:p>
@@ -2071,7 +2071,7 @@
           <w:i w:val="0"/>
           <w:sz w:val="22"/>
         </w:rPr>
-        <w:t>母ちゃんな、あんたがどっちを選んでも、責めねえ。本当だど。父ちゃんが死んだとき、あたしは、お金のことしか考えられなかった。だから、わかる。……ただな、お金で、父ちゃんの顔は、買えねえんだ。</w:t>
+        <w:t>母ちゃんな、あんたがどっちを選んでも責めねえ。本当だど。父ちゃんが死んだとき、あたしはお金のことしか考えられなかった。だから、わかる。……ただな、お金で父ちゃんの顔は買えねえんだ。</w:t>
       </w:r>
     </w:p>
     <w:p>
@@ -2150,7 +2150,7 @@
           <w:i w:val="0"/>
           <w:sz w:val="22"/>
         </w:rPr>
-        <w:t>波戸の家の、縁側にあったやつだっぺ。置いてけなかったのに、なんで、ここに。</w:t>
+        <w:t>波戸の家の縁側にあったやつだっぺ。置いてけなかったのに、なんでここに。</w:t>
       </w:r>
     </w:p>
     <w:p>
@@ -2173,7 +2173,7 @@
           <w:i w:val="0"/>
           <w:sz w:val="22"/>
         </w:rPr>
-        <w:t>二〇一一年の、三月の十二日。避難のバスに乗る前、あんたが、泣いて離さなかったんだ。「これ、持ってく」って。</w:t>
+        <w:t>二〇一一年の三月十二日。避難のバスに乗る前、あんたが泣いて離さなかったんだ。「これ、持ってく」って。</w:t>
       </w:r>
     </w:p>
     <w:p>
@@ -2219,7 +2219,7 @@
           <w:i w:val="0"/>
           <w:sz w:val="22"/>
         </w:rPr>
-        <w:t>九歳だったもの。……あれは、風が吹かねえと、鳴らねえ。団地は、風、通んねえから、あんまり鳴らねえけど。</w:t>
+        <w:t>九歳だったもの。……あれは、風が吹かねえと鳴らねえ。団地は風通んねえから、あんまり鳴らねえけど。</w:t>
       </w:r>
     </w:p>
     <w:p>
@@ -2243,7 +2243,7 @@
           <w:color w:val="555555"/>
           <w:sz w:val="22"/>
         </w:rPr>
-        <w:t>(指で、風鈴を弾く。ちりん、と鳴る)</w:t>
+        <w:t>(指で風鈴を弾く。ちりん、と鳴る)</w:t>
       </w:r>
       <w:r>
         <w:rPr>
@@ -2275,7 +2275,7 @@
           <w:i w:val="0"/>
           <w:sz w:val="22"/>
         </w:rPr>
-        <w:t>鳴るよ。ちゃんと、鳴る。</w:t>
+        <w:t>鳴るよ。ちゃんと鳴る。</w:t>
       </w:r>
     </w:p>
     <w:p>
@@ -2298,7 +2298,7 @@
           <w:i w:val="0"/>
           <w:sz w:val="22"/>
         </w:rPr>
-        <w:t>母さん。おれ、決めるの、もう少し待っていいか。明後日、先生に会う。</w:t>
+        <w:t>母さん。おれ、決めるのもう少し待っていいか。明後日、先生に会う。</w:t>
       </w:r>
     </w:p>
     <w:p>
@@ -2400,7 +2400,7 @@
           <w:i w:val="0"/>
           <w:sz w:val="22"/>
         </w:rPr>
-        <w:t>うめえよ、母さんの。(食べながら、ふいに)……おれ、ズルしてるのかな。親父の死んだ金も、波戸の金も、全部、おれの学費に、っていう。</w:t>
+        <w:t>うめえよ、母さんの。(食べながら、ふいに)……おれ、ズルしてるのかな。親父の死んだ金も波戸の金も、全部おれの学費に、っていう。</w:t>
       </w:r>
     </w:p>
     <w:p>
@@ -2423,7 +2423,7 @@
           <w:i w:val="0"/>
           <w:sz w:val="22"/>
         </w:rPr>
-        <w:t>ズルじゃねえ。親は、子供のために、持ってるもんを、全部使う。それだけだ。あんたが、使っていいって決めるんじゃなくて、親が、あげたいって決めるの。……それ、覚えとけ。</w:t>
+        <w:t>ズルじゃねえ。親は子供のために、持ってるもんを全部使う。それだけだ。あんたが使っていいって決めるんじゃなくて、親があげたいって決めるの。……それ、覚えとけ。</w:t>
       </w:r>
     </w:p>
     <w:p>
@@ -2447,7 +2447,7 @@
           <w:color w:val="555555"/>
           <w:sz w:val="22"/>
         </w:rPr>
-        <w:t>(黙ってうなずく。窓の外で、風が、少しだけ、吹く)</w:t>
+        <w:t>(黙ってうなずく。窓の外で、風が少しだけ吹く)</w:t>
       </w:r>
       <w:r>
         <w:rPr>
@@ -2485,7 +2485,7 @@
           <w:color w:val="555555"/>
           <w:sz w:val="22"/>
         </w:rPr>
-        <w:t>(8月13日(木)、午後2時。お盆の入り。汐見台の公営住宅の、遠藤の部屋。エアコンは弱く、窓を開け放している。ベランダの手すりに、錆びた南部鉄の風鈴。部屋の隅に、小さな仏壇と、ビニールをかけたままの盆提灯。遼が、手土産のスイカと、ほうじ茶の缶を持って来ている。遠藤は、うちわで、扇ぎながら、杖の上に両手を重ねている。)</w:t>
+        <w:t>(8月13日(木)、午後2時。お盆の入り。汐見台の公営住宅の遠藤の部屋。エアコンは弱く、窓を開け放している。ベランダの手すりに、錆びた南部鉄の風鈴。部屋の隅に、小さな仏壇と、ビニールをかけたままの盆提灯。遼が手土産のスイカとほうじ茶の缶を持って来ている。遠藤はうちわで扇ぎながら、杖の上に両手を重ねている。)</w:t>
       </w:r>
     </w:p>
     <w:p>
@@ -2554,7 +2554,7 @@
           <w:i w:val="0"/>
           <w:sz w:val="22"/>
         </w:rPr>
-        <w:t>退院して、三月だ。肺も、ようやく、息、吸えるようになった。(スイカを見て)こりゃ、波戸のスイカだな。あっちのは、皮が薄いんだ。</w:t>
+        <w:t>退院して三月だ。肺もようやく息吸えるようになった。(スイカを見て)こりゃ、波戸のスイカだな。あっちのは皮が薄いんだ。</w:t>
       </w:r>
     </w:p>
     <w:p>
@@ -2577,7 +2577,7 @@
           <w:i w:val="0"/>
           <w:sz w:val="22"/>
         </w:rPr>
-        <w:t>汐見の八百屋さんで売っていたので。波戸産、とは、書いてありませんでした。</w:t>
+        <w:t>汐見の八百屋さんで売っていたので。波戸産とは書いてありませんでした。</w:t>
       </w:r>
     </w:p>
     <w:p>
@@ -2600,7 +2600,7 @@
           <w:i w:val="0"/>
           <w:sz w:val="22"/>
         </w:rPr>
-        <w:t>んだべ。波戸のは、もう、作ってねえ。皮の厚さで、分かるんだ。……いいんだ。ありがとな。</w:t>
+        <w:t>んだべ。波戸のは、もう作ってねえ。皮の厚さで分かるんだ。……いいんだ。ありがとな。</w:t>
       </w:r>
     </w:p>
     <w:p>
@@ -2615,7 +2615,7 @@
           <w:color w:val="555555"/>
           <w:sz w:val="22"/>
         </w:rPr>
-        <w:t>(遼が、持参した湯呑みに、水出しの茶を注ぐ。冷たい。)</w:t>
+        <w:t>(遼が、持参した湯呑みに水出しの茶を注ぐ。冷たい。)</w:t>
       </w:r>
     </w:p>
     <w:p>
@@ -2638,7 +2638,7 @@
           <w:i w:val="0"/>
           <w:sz w:val="22"/>
         </w:rPr>
-        <w:t>今日は、鉄瓶じゃなくて、水出しです。暑いので。</w:t>
+        <w:t>今日は鉄瓶じゃなくて、水出しです。暑いので。</w:t>
       </w:r>
     </w:p>
     <w:p>
@@ -2661,7 +2661,7 @@
           <w:i w:val="0"/>
           <w:sz w:val="22"/>
         </w:rPr>
-        <w:t>先生の茶は、冷たくても、苦えな。……ありがとう。</w:t>
+        <w:t>先生の茶は、冷たくても苦えな。……ありがとう。</w:t>
       </w:r>
     </w:p>
     <w:p>
@@ -2676,7 +2676,7 @@
           <w:color w:val="555555"/>
           <w:sz w:val="22"/>
         </w:rPr>
-        <w:t>(間。風鈴が、ちりん、と鳴る。)</w:t>
+        <w:t>(間。風鈴がちりん、と鳴る。)</w:t>
       </w:r>
     </w:p>
     <w:p>
@@ -2699,7 +2699,7 @@
           <w:i w:val="0"/>
           <w:sz w:val="22"/>
         </w:rPr>
-        <w:t>先生、おらにも、あの封筒、来たんだ。</w:t>
+        <w:t>先生、おらにも、あの封筒来たんだ。</w:t>
       </w:r>
     </w:p>
     <w:p>
@@ -2746,16 +2746,16 @@
           <w:color w:val="555555"/>
           <w:sz w:val="22"/>
         </w:rPr>
-        <w:t>(膝の上から、封筒を出す。封は、切られていない)</w:t>
-      </w:r>
-      <w:r>
-        <w:rPr>
-          <w:rFonts w:ascii="Times New Roman" w:hAnsi="Times New Roman" w:eastAsia="Malgun Gothic"/>
-          <w:b w:val="0"/>
-          <w:i w:val="0"/>
-          <w:sz w:val="22"/>
-        </w:rPr>
-        <w:t>開けでねえ。開けたら、読んじまうから。</w:t>
+        <w:t>(膝の上から封筒を出す。封は切られていない)</w:t>
+      </w:r>
+      <w:r>
+        <w:rPr>
+          <w:rFonts w:ascii="Times New Roman" w:hAnsi="Times New Roman" w:eastAsia="Malgun Gothic"/>
+          <w:b w:val="0"/>
+          <w:i w:val="0"/>
+          <w:sz w:val="22"/>
+        </w:rPr>
+        <w:t>開けでねえ。開けたら読んじまうから。</w:t>
       </w:r>
     </w:p>
     <w:p>
@@ -2801,7 +2801,7 @@
           <w:i w:val="0"/>
           <w:sz w:val="22"/>
         </w:rPr>
-        <w:t>なあ、先生。今日、盆だべ。波戸の墓、行きてえんだ。今年は、一時立入も、コロナで中止だ。おら、二度、申込みしたんだ。「県外からの来訪者を、受け入れできません」って。県外って、おら、同じ県だべ。帰る家も、同じ県だ。</w:t>
+        <w:t>なあ、先生。今日、盆だべ。波戸の墓、行きてえんだ。今年は一時立入もコロナで中止だ。おら、二度申込みしたんだ。「県外からの来訪者を受け入れできません」って。県外って、おら、同じ県だべ。帰る家も同じ県だ。</w:t>
       </w:r>
     </w:p>
     <w:p>
@@ -2824,7 +2824,7 @@
           <w:i w:val="0"/>
           <w:sz w:val="22"/>
         </w:rPr>
-        <w:t>遠藤さん、波戸町は、立入に、町の許可と、線量管理のスタッフの同行が必要です。今年は、その人員を、コロナ対応に回している、と。</w:t>
+        <w:t>遠藤さん、波戸町は立入に、町の許可と線量管理のスタッフの同行が必要です。今年はその人員をコロナ対応に回している、と。</w:t>
       </w:r>
     </w:p>
     <w:p>
@@ -2847,7 +2847,7 @@
           <w:i w:val="0"/>
           <w:sz w:val="22"/>
         </w:rPr>
-        <w:t>分かってんだ。誰も、悪くねえ。……誰も悪くねえ、ってのが、一番、悪いんだ。</w:t>
+        <w:t>分かってんだ。誰も悪くねえ。……誰も悪くねえってのが、一番悪いんだ。</w:t>
       </w:r>
     </w:p>
     <w:p>
@@ -2862,7 +2862,7 @@
           <w:color w:val="555555"/>
           <w:sz w:val="22"/>
         </w:rPr>
-        <w:t>(遠藤が、風鈴を見上げる。)</w:t>
+        <w:t>(遠藤が風鈴を見上げる。)</w:t>
       </w:r>
     </w:p>
     <w:p>
@@ -2885,7 +2885,7 @@
           <w:i w:val="0"/>
           <w:sz w:val="22"/>
         </w:rPr>
-        <w:t>あの風鈴は、おれが、船の上で、鳴らしてたやつだ。魚が、釣れる風のとき、チリチリって、よく鳴ったんだ。船、波に取られて、これだけ残った。</w:t>
+        <w:t>あの風鈴は、おれが船の上で鳴らしてたやつだ。魚が釣れる風のとき、チリチリってよく鳴ったんだ。船は波に取られて、これだけ残った。</w:t>
       </w:r>
     </w:p>
     <w:p>
@@ -2908,7 +2908,7 @@
           <w:i w:val="0"/>
           <w:sz w:val="22"/>
         </w:rPr>
-        <w:t>遠藤さん。……封筒は、どうされますか。</w:t>
+        <w:t>遠藤さん。……封筒はどうされますか。</w:t>
       </w:r>
     </w:p>
     <w:p>
@@ -2931,7 +2931,7 @@
           <w:i w:val="0"/>
           <w:sz w:val="22"/>
         </w:rPr>
-        <w:t>おらは、ハンコは、押さねえ。</w:t>
+        <w:t>おらはハンコは押さねえ。</w:t>
       </w:r>
     </w:p>
     <w:p>
@@ -2977,7 +2977,7 @@
           <w:i w:val="0"/>
           <w:sz w:val="22"/>
         </w:rPr>
-        <w:t>でもよ。(杖を、強く握りしめる)おらが、押さねえのと、他の人が、押すのとは、別の話だ。おら、押す人を、責めねえ。千鶴ちゃんが、あとで、「あの人、押した」「この人も、押した」って、言い出したら、おら、止める。それだけ、先生に、言いに来てもらいたかったんだ。</w:t>
+        <w:t>でもよ。(杖を強く握りしめる)おらが押さねえのと他の人が押すのとは、別の話だ。おら、押す人を責めねえ。千鶴ちゃんがあとで「あの人、押した」「この人も押した」って言い出したら、おら、止める。それだけ、先生に言いに来てもらいたかったんだ。</w:t>
       </w:r>
     </w:p>
     <w:p>
@@ -3023,7 +3023,7 @@
           <w:i w:val="0"/>
           <w:sz w:val="22"/>
         </w:rPr>
-        <w:t>先生から、皆に、言ってくれ。「押した人も、押さなかった人も、同じ茶、飲め」ってな。順番は、待った順だ。押した、押さねえは、関係ねえ。</w:t>
+        <w:t>先生から皆に言ってくれ。「押した人も押さなかった人も、同じ茶飲め」ってな。順番は待った順だ。押した、押さねえは関係ねえ。</w:t>
       </w:r>
     </w:p>
     <w:p>
@@ -3069,7 +3069,7 @@
           <w:i w:val="0"/>
           <w:sz w:val="22"/>
         </w:rPr>
-        <w:t>先生のお茶が、そういう茶だから、おら、ここまで来たんだ。九年と、五か月、待った。まだ、待てる。</w:t>
+        <w:t>先生のお茶がそういう茶だから、おら、ここまで来たんだ。九年と五か月待った。まだ待てる。</w:t>
       </w:r>
     </w:p>
     <w:p>
@@ -3084,7 +3084,7 @@
           <w:color w:val="555555"/>
           <w:sz w:val="22"/>
         </w:rPr>
-        <w:t>(遠藤が、スイカを一切れ、手に取る。)</w:t>
+        <w:t>(遠藤がスイカを一切れ手に取る。)</w:t>
       </w:r>
     </w:p>
     <w:p>
@@ -3163,7 +3163,7 @@
           <w:i w:val="0"/>
           <w:sz w:val="22"/>
         </w:rPr>
-        <w:t>んだべ。(笑う)甘えもんは、悪くねえ。</w:t>
+        <w:t>んだべ。(笑う)甘えもんは悪くねえ。</w:t>
       </w:r>
     </w:p>
     <w:p>
@@ -3178,7 +3178,7 @@
           <w:color w:val="555555"/>
           <w:sz w:val="22"/>
         </w:rPr>
-        <w:t>(風鈴が、また、ちりん、と鳴る。窓の向こう、盆の送り火の準備をする家は、団地には一軒もない。)</w:t>
+        <w:t>(風鈴がまた、ちりん、と鳴る。窓の向こう、盆の送り火の準備をする家は団地には一軒もない。)</w:t>
       </w:r>
     </w:p>
     <w:p>
@@ -3208,7 +3208,7 @@
           <w:color w:val="555555"/>
           <w:sz w:val="22"/>
         </w:rPr>
-        <w:t>(8月17日(月)、午前11時。桐生法律事務所。お盆明け。遼の机の固定電話。受話器の向こうに、大槻。いつものとおり、礼儀正しく、一定の速度で話す。三浦と茜が、少し離れた席で、聞こえないふりをしている。)</w:t>
+        <w:t>(8月17日(月)、午前11時。桐生法律事務所。お盆明け。遼の机の固定電話。受話器の向こうに大槻。いつものとおり礼儀正しく、一定の速度で話す。三浦と茜が少し離れた席で、聞こえないふりをしている。)</w:t>
       </w:r>
     </w:p>
     <w:p>
@@ -3231,7 +3231,7 @@
           <w:i w:val="0"/>
           <w:sz w:val="22"/>
         </w:rPr>
-        <w:t>真壁先生、お忙しいところ恐れ入ります。大槻です。先日、弊社の対応室から、原告の皆様に、ご案内を差し上げたことについて、先生のお耳に入っているかと存じ、ご連絡いたしました。</w:t>
+        <w:t>真壁先生、お忙しいところ恐れ入ります。大槻です。先日、弊社の対応室から原告の皆様にご案内を差し上げたことについて、先生のお耳に入っているかと存じ、ご連絡いたしました。</w:t>
       </w:r>
     </w:p>
     <w:p>
@@ -3254,7 +3254,7 @@
           <w:i w:val="0"/>
           <w:sz w:val="22"/>
         </w:rPr>
-        <w:t>拝見しました。代理人にご連絡のないまま、三百十二名の原告本人に、直接。</w:t>
+        <w:t>拝見しました。代理人にご連絡のないまま、三百十二名の原告本人に直接。</w:t>
       </w:r>
     </w:p>
     <w:p>
@@ -3277,7 +3277,7 @@
           <w:i w:val="0"/>
           <w:sz w:val="22"/>
         </w:rPr>
-        <w:t>弁護士倫理の問題ではなく、事業者としての、被害者様への誠意でございます。弊社は、裁判の帰趨を問わず、一日も早い生活再建を望んでおります。</w:t>
+        <w:t>弁護士倫理の問題ではなく、事業者としての被害者様への誠意でございます。弊社は、裁判の帰趨を問わず、一日も早い生活再建を望んでおります。</w:t>
       </w:r>
     </w:p>
     <w:p>
@@ -3300,7 +3300,7 @@
           <w:i w:val="0"/>
           <w:sz w:val="22"/>
         </w:rPr>
-        <w:t>誠意と、回答期限は、同じ封筒に入らないと思います。八月三十一日必着、という。</w:t>
+        <w:t>誠意と回答期限は、同じ封筒に入らないと思います。八月三十一日必着という。</w:t>
       </w:r>
     </w:p>
     <w:p>
@@ -3323,7 +3323,7 @@
           <w:i w:val="0"/>
           <w:sz w:val="22"/>
         </w:rPr>
-        <w:t>事務の都合でございます。四半期の引当金の計上時期が、ございまして。</w:t>
+        <w:t>事務の都合でございます。四半期の引当金の計上時期がございまして。</w:t>
       </w:r>
     </w:p>
     <w:p>
@@ -3369,7 +3369,7 @@
           <w:i w:val="0"/>
           <w:sz w:val="22"/>
         </w:rPr>
-        <w:t>失礼いたしました。余計なことを申し上げました。(わずかな間)真壁先生、率直に申し上げます。これは、原告団を割る意図ではございません。</w:t>
+        <w:t>失礼いたしました。余計なことを申し上げました。(わずかな間)真壁先生、率直に申し上げます。これは原告団を割る意図ではございません。</w:t>
       </w:r>
     </w:p>
     <w:p>
@@ -3392,7 +3392,7 @@
           <w:i w:val="0"/>
           <w:sz w:val="22"/>
         </w:rPr>
-        <w:t>割れます。割れることは、大槻先生も、ご存じでしょう。</w:t>
+        <w:t>割れます。割れることは、大槻先生もご存じでしょう。</w:t>
       </w:r>
     </w:p>
     <w:p>
@@ -3415,7 +3415,7 @@
           <w:i w:val="0"/>
           <w:sz w:val="22"/>
         </w:rPr>
-        <w:t>割れる方も、割れない方も、おられるでしょう。それは、各々のご判断でございます。</w:t>
+        <w:t>割れる方も割れない方も、おられるでしょう。それは各々のご判断でございます。</w:t>
       </w:r>
     </w:p>
     <w:p>
@@ -3438,7 +3438,7 @@
           <w:i w:val="0"/>
           <w:sz w:val="22"/>
         </w:rPr>
-        <w:t>第三項の、守秘条項について、お聞きしたい。被害の事実を話してはならない、という条項は、被害者の口を塞ぐものではありませんか。</w:t>
+        <w:t>第三項の守秘条項についてお聞きしたい。被害の事実を話してはならないという条項は、被害者の口を塞ぐものではありませんか。</w:t>
       </w:r>
     </w:p>
     <w:p>
@@ -3461,7 +3461,7 @@
           <w:i w:val="0"/>
           <w:sz w:val="22"/>
         </w:rPr>
-        <w:t>和解条項の守秘は、一般的な慣行です。個別の和解の内容を、他の当事者に及ぼさないための。</w:t>
+        <w:t>和解条項の守秘は一般的な慣行です。個別の和解の内容を他の当事者に及ぼさないための。</w:t>
       </w:r>
     </w:p>
     <w:p>
@@ -3484,7 +3484,7 @@
           <w:i w:val="0"/>
           <w:sz w:val="22"/>
         </w:rPr>
-        <w:t>「一般的な慣行」。……大槻先生。僕は、このところ、何度も、同じ言葉に出会っています。「一般的な慣行」。「事務の都合」。「それぞれのご判断」。どれも、間違っていません。でも、全部、足すと、一人の人間が、黙ります。</w:t>
+        <w:t>「一般的な慣行」。……大槻先生。僕はこのところ、何度も同じ言葉に出会っています。「一般的な慣行」。「事務の都合」。「それぞれのご判断」。どれも間違っていません。でも、全部足すと、一人の人間が黙ります。</w:t>
       </w:r>
     </w:p>
     <w:p>
@@ -3517,7 +3517,7 @@
           <w:i w:val="0"/>
           <w:sz w:val="22"/>
         </w:rPr>
-        <w:t>真壁先生。お言葉ですが、私は、五十になる弁護士です。三十年間、被害者の口を塞ぐために、仕事をしてきたとは思っておりません。ただ、依頼者の指示を、正確に、実行してきた。</w:t>
+        <w:t>真壁先生。お言葉ですが、私は五十になる弁護士です。三十年間、被害者の口を塞ぐために仕事をしてきたとは思っておりません。ただ、依頼者の指示を正確に実行してきた。</w:t>
       </w:r>
     </w:p>
     <w:p>
@@ -3540,7 +3540,7 @@
           <w:i w:val="0"/>
           <w:sz w:val="22"/>
         </w:rPr>
-        <w:t>分かっています。だから、大槻先生とは、法廷でしか、闘いたくない。</w:t>
+        <w:t>分かっています。だから、大槻先生とは法廷でしか闘いたくない。</w:t>
       </w:r>
     </w:p>
     <w:p>
@@ -3564,7 +3564,7 @@
           <w:color w:val="555555"/>
           <w:sz w:val="22"/>
         </w:rPr>
-        <w:t>(かすかに、息を漏らす。笑いか、ため息か)</w:t>
+        <w:t>(かすかに息を漏らす。笑いか、ため息か)</w:t>
       </w:r>
       <w:r>
         <w:rPr>
@@ -3611,7 +3611,7 @@
           <w:color w:val="555555"/>
           <w:sz w:val="22"/>
         </w:rPr>
-        <w:t>(電話が切れる。遼は、受話器を持ったまま、しばらく動かない。茜が、立ち上がる。)</w:t>
+        <w:t>(電話が切れる。遼は受話器を持ったまま、しばらく動かない。茜が立ち上がる。)</w:t>
       </w:r>
     </w:p>
     <w:p>
@@ -3634,7 +3634,7 @@
           <w:i w:val="0"/>
           <w:sz w:val="22"/>
         </w:rPr>
-        <w:t>先生。今の、全部、録音してます。事務所の通話録音の設定、昨日から入れました。</w:t>
+        <w:t>先生。今の、全部録音してます。事務所の通話録音の設定、昨日から入れました。</w:t>
       </w:r>
     </w:p>
     <w:p>
@@ -3680,7 +3680,7 @@
           <w:i w:val="0"/>
           <w:sz w:val="22"/>
         </w:rPr>
-        <w:t>先生、顔、白いです。</w:t>
+        <w:t>先生、顔白いです。</w:t>
       </w:r>
     </w:p>
     <w:p>
@@ -3726,7 +3726,7 @@
           <w:i w:val="0"/>
           <w:sz w:val="22"/>
         </w:rPr>
-        <w:t>お茶、飲んでください。(自分で、湯呑みに、ぬるい麦茶を注ぐ)すみません、麦茶です。うちの鉄瓶、まだ私は、使いこなせなくて。</w:t>
+        <w:t>お茶、飲んでください。(自分で湯呑みにぬるい麦茶を注ぐ)すみません、麦茶です。うちの鉄瓶、まだ私は使いこなせなくて。</w:t>
       </w:r>
     </w:p>
     <w:p>
@@ -3789,7 +3789,7 @@
           <w:color w:val="555555"/>
           <w:sz w:val="22"/>
         </w:rPr>
-        <w:t>(8月19日(水)、午後9時。事務所に、遼ひとり。窓を開けたまま、扇風機。机に、回答が戻ってきた封筒の山。「合意の意向あり」「保留」「合意しない」と、三浦の字で、付箋が貼ってある。階段に足音。柚木が、汗だくで、ノートパソコンの鞄を提げて立っている。)</w:t>
+        <w:t>(8月19日(水)、午後9時。事務所に遼ひとり。窓を開けたまま扇風機。机に、回答が戻ってきた封筒の山。「合意の意向あり」「保留」「合意しない」と、三浦の字で付箋が貼ってある。階段に足音。柚木が汗だくで、ノートパソコンの鞄を提げて立っている。)</w:t>
       </w:r>
     </w:p>
     <w:p>
@@ -3812,7 +3812,7 @@
           <w:i w:val="0"/>
           <w:sz w:val="22"/>
         </w:rPr>
-        <w:t>真壁さん、まだいらしたんですね。これ、差し入れです。(コンビニの袋から、麦茶と、冷やし中華)</w:t>
+        <w:t>真壁さん、まだいらしたんですね。これ、差し入れです。(コンビニの袋から麦茶と冷やし中華)</w:t>
       </w:r>
     </w:p>
     <w:p>
@@ -3858,7 +3858,7 @@
           <w:i w:val="0"/>
           <w:sz w:val="22"/>
         </w:rPr>
-        <w:t>半分は、取材です。半分は、違います。(椅子に座る)あの封筒の件、うちの局長が、「県が絡んでいない和解提案の話は、紙面を割きにくい」って言ってて。でも、私は、書くつもりです。「書いていいですか」って、聞きに来ました。</w:t>
+        <w:t>半分は取材です。半分は違います。(椅子に座る)あの封筒の件、うちの局長が「県が絡んでいない和解提案の話は、紙面を割きにくい」って言ってて。でも私は書くつもりです。「書いていいですか」って聞きに来ました。</w:t>
       </w:r>
     </w:p>
     <w:p>
@@ -3881,7 +3881,7 @@
           <w:i w:val="0"/>
           <w:sz w:val="22"/>
         </w:rPr>
-        <w:t>書いてください。ただし、個々の原告のお名前は、出さずに。</w:t>
+        <w:t>書いてください。ただし、個々の原告のお名前は出さずに。</w:t>
       </w:r>
     </w:p>
     <w:p>
@@ -3904,7 +3904,7 @@
           <w:i w:val="0"/>
           <w:sz w:val="22"/>
         </w:rPr>
-        <w:t>もちろん。……ただ、一つ、教えてほしいことがあるんです。(ノートは開かない)真壁さん、今、どのくらい、集まってるんですか。「合意したい」って人。</w:t>
+        <w:t>もちろん。……ただ、一つ教えてほしいことがあるんです。(ノートは開かない)真壁さん、今どのくらい集まってるんですか。「合意したい」って人。</w:t>
       </w:r>
     </w:p>
     <w:p>
@@ -3937,7 +3937,7 @@
           <w:i w:val="0"/>
           <w:sz w:val="22"/>
         </w:rPr>
-        <w:t>三十一。まだ、正式な回答は、届いていません。「合意の意向あり」と、電話で話した人たちです。</w:t>
+        <w:t>三十一。まだ正式な回答は届いていません。「合意の意向あり」と電話で話した人たちです。</w:t>
       </w:r>
     </w:p>
     <w:p>
@@ -3983,7 +3983,7 @@
           <w:i w:val="0"/>
           <w:sz w:val="22"/>
         </w:rPr>
-        <w:t>一割に、なりました。</w:t>
+        <w:t>一割になりました。</w:t>
       </w:r>
     </w:p>
     <w:p>
@@ -4006,7 +4006,7 @@
           <w:i w:val="0"/>
           <w:sz w:val="22"/>
         </w:rPr>
-        <w:t>先生、……顔、あんまり、よくないです。</w:t>
+        <w:t>先生、……顔、あんまりよくないです。</w:t>
       </w:r>
     </w:p>
     <w:p>
@@ -4085,7 +4085,7 @@
           <w:i w:val="0"/>
           <w:sz w:val="22"/>
         </w:rPr>
-        <w:t>柚木さん。僕は、今まで、「依頼者が選んだことを尊重する」と、言い続けてきました。小松さんの、仮処分のときも、遠藤さんの、八年も。でも、今回は、違う。取る、という人たちを、僕が、止めたいと、思ってしまう。</w:t>
+        <w:t>柚木さん。僕は今まで「依頼者が選んだことを尊重する」と言い続けてきました。小松さんの仮処分のときも、遠藤さんの八年も。でも今回は違う。取る、という人たちを、僕が止めたいと思ってしまう。</w:t>
       </w:r>
     </w:p>
     <w:p>
@@ -4108,7 +4108,7 @@
           <w:i w:val="0"/>
           <w:sz w:val="22"/>
         </w:rPr>
-        <w:t>止められるのが、いや、ってことですか。</w:t>
+        <w:t>止められるのが、いやってことですか。</w:t>
       </w:r>
     </w:p>
     <w:p>
@@ -4131,7 +4131,7 @@
           <w:i w:val="0"/>
           <w:sz w:val="22"/>
         </w:rPr>
-        <w:t>違います。……止めたいんです。裁判が、割れるから。国の責任が、闇に消えるから。そのためなら、皆の暮らしの、事情を、後回しにしたいと、思う自分が、いる。それが、一番、怖い。</w:t>
+        <w:t>違います。……止めたいんです。裁判が割れるから。国の責任が闇に消えるから。そのためなら、皆の暮らしの事情を後回しにしたいと思う自分がいる。それが一番怖い。</w:t>
       </w:r>
     </w:p>
     <w:p>
@@ -4177,7 +4177,7 @@
           <w:i w:val="0"/>
           <w:sz w:val="22"/>
         </w:rPr>
-        <w:t>僕は、父の息子です。父は、「必要なことのためには、小さな事情は、後回しにしろ」と言う人でした。……そういう顔を、してしまっていないか。それが、怖いんです。</w:t>
+        <w:t>僕は父の息子です。父は「必要なことのためには、小さな事情は後回しにしろ」と言う人でした。……そういう顔をしてしまっていないか。それが怖いんです。</w:t>
       </w:r>
     </w:p>
     <w:p>
@@ -4210,7 +4210,7 @@
           <w:i w:val="0"/>
           <w:sz w:val="22"/>
         </w:rPr>
-        <w:t>私、真壁さんの記事、書く前に、一つ、確認していいですか。</w:t>
+        <w:t>私、真壁さんの記事を書く前に、一つ確認していいですか。</w:t>
       </w:r>
     </w:p>
     <w:p>
@@ -4256,7 +4256,7 @@
           <w:i w:val="0"/>
           <w:sz w:val="22"/>
         </w:rPr>
-        <w:t>「止めたい」と、「止める」は、違いますよね。先生は、止めない。取る人にも、同じお茶を出す。……それは、お父さんの顔じゃなくて、桐生先生の顔だと、思います。</w:t>
+        <w:t>「止めたい」と「止める」は違いますよね。先生は止めない。取る人にも同じお茶を出す。……それはお父さんの顔じゃなくて、桐生先生の顔だと思います。</w:t>
       </w:r>
     </w:p>
     <w:p>
@@ -4311,7 +4311,7 @@
           <w:i w:val="0"/>
           <w:sz w:val="22"/>
         </w:rPr>
-        <w:t>違っていたら、すみません。私、先生の、そういう顔、好きです。</w:t>
+        <w:t>違っていたらすみません。私、先生のそういう顔、好きです。</w:t>
       </w:r>
     </w:p>
     <w:p>
@@ -4358,16 +4358,16 @@
           <w:color w:val="555555"/>
           <w:sz w:val="22"/>
         </w:rPr>
-        <w:t>(照れて、麦茶を飲む)</w:t>
-      </w:r>
-      <w:r>
-        <w:rPr>
-          <w:rFonts w:ascii="Times New Roman" w:hAnsi="Times New Roman" w:eastAsia="Malgun Gothic"/>
-          <w:b w:val="0"/>
-          <w:i w:val="0"/>
-          <w:sz w:val="22"/>
-        </w:rPr>
-        <w:t>あ、でも。この記事、締め切り、明日の夕方なんで、冷やし中華、早く食べてください。伸びます。</w:t>
+        <w:t>(照れて麦茶を飲む)</w:t>
+      </w:r>
+      <w:r>
+        <w:rPr>
+          <w:rFonts w:ascii="Times New Roman" w:hAnsi="Times New Roman" w:eastAsia="Malgun Gothic"/>
+          <w:b w:val="0"/>
+          <w:i w:val="0"/>
+          <w:sz w:val="22"/>
+        </w:rPr>
+        <w:t>あ、でも。この記事、締め切りが明日の夕方なんで、冷やし中華、早く食べてください。伸びます。</w:t>
       </w:r>
     </w:p>
     <w:p>
@@ -4391,7 +4391,7 @@
           <w:color w:val="555555"/>
           <w:sz w:val="22"/>
         </w:rPr>
-        <w:t>(笑って、割り箸を割る)</w:t>
+        <w:t>(笑って割り箸を割る)</w:t>
       </w:r>
       <w:r>
         <w:rPr>
@@ -4415,7 +4415,7 @@
           <w:color w:val="555555"/>
           <w:sz w:val="22"/>
         </w:rPr>
-        <w:t>(扇風機が、首を振る。窓の外、蝉は、もう鳴いていない。)</w:t>
+        <w:t>(扇風機が首を振る。窓の外、蝉はもう鳴いていない。)</w:t>
       </w:r>
     </w:p>
     <w:p>
@@ -4445,7 +4445,7 @@
           <w:color w:val="555555"/>
           <w:sz w:val="22"/>
         </w:rPr>
-        <w:t>(8月22日(土)、午後3時。集会所。前回より、人が多い。窓を開けても、風はほとんど通らない。カーテンの代わりに、すだれ。前列に遠藤、大城、和代、翔太。後ろの席に、友三郎と女将。大沼は、入口脇のパイプ椅子に腰を下ろしている。机の上に、封筒の山と、湯呑みが、ひと列。)</w:t>
+        <w:t>(8月22日(土)、午後3時。集会所。前回より人が多い。窓を開けても風はほとんど通らない。カーテンの代わりにすだれ。前列に遠藤、大城、和代、翔太。後ろの席に友三郎と女将。大沼は入口脇のパイプ椅子に腰を下ろしている。机の上に、封筒の山と湯呑みがひと列。)</w:t>
       </w:r>
     </w:p>
     <w:p>
@@ -4468,7 +4468,7 @@
           <w:i w:val="0"/>
           <w:sz w:val="22"/>
         </w:rPr>
-        <w:t>皆さん、お集まりいただいて、ありがとうございます。今日は、合意するか、しないか、それを決める会では、ありません。皆さんが、どうしたいか、僕たちが、お聞きする会です。</w:t>
+        <w:t>皆さん、お集まりいただいてありがとうございます。今日は、合意するかしないかを決める会ではありません。皆さんがどうしたいかを、僕たちがお聞きする会です。</w:t>
       </w:r>
     </w:p>
     <w:p>
@@ -4483,7 +4483,7 @@
           <w:color w:val="555555"/>
           <w:sz w:val="22"/>
         </w:rPr>
-        <w:t>(土井茜が、立ち上がって、前に出る。)</w:t>
+        <w:t>(土井茜が立ち上がって前に出る。)</w:t>
       </w:r>
     </w:p>
     <w:p>
@@ -4506,7 +4506,7 @@
           <w:i w:val="0"/>
           <w:sz w:val="22"/>
         </w:rPr>
-        <w:t>私から、一つだけ、お話しさせてください。……福沢諭吉の『学問のすゝめ』を、皆さんは、ご存じですか。</w:t>
+        <w:t>私から一つだけ、お話しさせてください。……福沢諭吉の『学問のすゝめ』を、皆さんはご存じですか。</w:t>
       </w:r>
     </w:p>
     <w:p>
@@ -4529,7 +4529,7 @@
           <w:i w:val="0"/>
           <w:sz w:val="22"/>
         </w:rPr>
-        <w:t>「天は人の上に、人を造らず」の、あれだべ。</w:t>
+        <w:t>「天は人の上に人を造らず」の、あれだべ。</w:t>
       </w:r>
     </w:p>
     <w:p>
@@ -4552,7 +4552,7 @@
           <w:i w:val="0"/>
           <w:sz w:val="22"/>
         </w:rPr>
-        <w:t>はい。「天は人の上に人を造らず人の下に人を造らずと云へり」。人は、生まれながら、みんな平等だ、という、有名な冒頭です。</w:t>
+        <w:t>はい。「天は人の上に人を造らず人の下に人を造らずと云へり」。人は生まれながらにしてみんな平等だという、有名な冒頭です。</w:t>
       </w:r>
     </w:p>
     <w:p>
@@ -4575,7 +4575,7 @@
           <w:i w:val="0"/>
           <w:sz w:val="22"/>
         </w:rPr>
-        <w:t>学校で、習ったなあ。</w:t>
+        <w:t>学校で習ったなあ。</w:t>
       </w:r>
     </w:p>
     <w:p>
@@ -4598,7 +4598,7 @@
           <w:i w:val="0"/>
           <w:sz w:val="22"/>
         </w:rPr>
-        <w:t>でも、この文章の続きに、福沢は、もう一つ書いています。「人は生まれながらにして貴賤上下の差別なし。ただ学問を勤めて物事をよく知る者は、貴人となり富人となり、学ばざる者は、貧人となり下人となるなり」。</w:t>
+        <w:t>でも、この文章の続きに、福沢はもう一つ書いています。「人は生まれながらにして貴賤上下の差別なし。ただ学問を勤めて物事をよく知る者は、貴人となり富人となり、学ばざる者は、貧人となり下人となるなり」。</w:t>
       </w:r>
     </w:p>
     <w:p>
@@ -4631,7 +4631,7 @@
           <w:i w:val="0"/>
           <w:sz w:val="22"/>
         </w:rPr>
-        <w:t>……福沢先生は、厳しいことを、言うな。</w:t>
+        <w:t>……福沢先生は、厳しいことを言うな。</w:t>
       </w:r>
     </w:p>
     <w:p>
@@ -4654,7 +4654,7 @@
           <w:i w:val="0"/>
           <w:sz w:val="22"/>
         </w:rPr>
-        <w:t>私は、この続きが、長い間、嫌いでした。「学ばない者が、貧しくなる」。でも、今回の封筒を読んで、別の読み方を、考えました。福沢が言う「学問」は、知ること、です。知らされないまま、お金で、口を閉ざされることは、人を、「下」に置くことです。</w:t>
+        <w:t>私は、この続きが長い間嫌いでした。「学ばない者が貧しくなる」。でも今回の封筒を読んで、別の読み方を考えました。福沢が言う「学問」は、知ることです。知らされないまま、お金で口を閉ざされることは、人を「下」に置くことです。</w:t>
       </w:r>
     </w:p>
     <w:p>
@@ -4700,7 +4700,7 @@
           <w:i w:val="0"/>
           <w:sz w:val="22"/>
         </w:rPr>
-        <w:t>はい。この封筒の第三項は、皆さんが九年間、見たこと、感じたことを、誰にも話せなくする条項です。それは、お金と引き換えに、皆さんを、「話す権利のない人」の側に、置く条項です。</w:t>
+        <w:t>はい。この封筒の第三項は、皆さんが九年間見たこと、感じたことを、誰にも話せなくする条項です。それは、お金と引き換えに、皆さんを「話す権利のない人」の側に置く条項です。</w:t>
       </w:r>
     </w:p>
     <w:p>
@@ -4715,7 +4715,7 @@
           <w:color w:val="555555"/>
           <w:sz w:val="22"/>
         </w:rPr>
-        <w:t>(会場が、静かになる。)</w:t>
+        <w:t>(会場が静かになる。)</w:t>
       </w:r>
     </w:p>
     <w:p>
@@ -4738,7 +4738,7 @@
           <w:i w:val="0"/>
           <w:sz w:val="22"/>
         </w:rPr>
-        <w:t>でも、私は、「取るな」とは、言いません。……言えません。私の母は、同じ封筒を、受け取りました。母は、今、悩んでいます。</w:t>
+        <w:t>でも、私は「取るな」とは言いません。……言えません。私の母は、同じ封筒を受け取りました。母は今、悩んでいます。</w:t>
       </w:r>
     </w:p>
     <w:p>
@@ -4753,7 +4753,7 @@
           <w:color w:val="555555"/>
           <w:sz w:val="22"/>
         </w:rPr>
-        <w:t>(ざわめき。大沼が、驚いて、土井を見る。)</w:t>
+        <w:t>(ざわめき。大沼が驚いて土井を見る。)</w:t>
       </w:r>
     </w:p>
     <w:p>
@@ -4776,7 +4776,7 @@
           <w:i w:val="0"/>
           <w:sz w:val="22"/>
         </w:rPr>
-        <w:t>私の母も、波戸町の出身です。原告では、ありません。原告の名簿に、載っていない被災者も、たくさん、います。</w:t>
+        <w:t>私の母も、波戸町の出身です。原告ではありません。原告の名簿に載っていない被災者も、たくさんいます。</w:t>
       </w:r>
     </w:p>
     <w:p>
@@ -4856,16 +4856,16 @@
           <w:color w:val="555555"/>
           <w:sz w:val="22"/>
         </w:rPr>
-        <w:t>(深く、息を吐き、会場を見回す)</w:t>
-      </w:r>
-      <w:r>
-        <w:rPr>
-          <w:rFonts w:ascii="Times New Roman" w:hAnsi="Times New Roman" w:eastAsia="Malgun Gothic"/>
-          <w:b w:val="0"/>
-          <w:i w:val="0"/>
-          <w:sz w:val="22"/>
-        </w:rPr>
-        <w:t>皆。……わしも、言う。わしは、後援会の支部長だ。真壁先生の、お父上の、後援会の。この封筒が来る前から、東京の方から、「合意した方が、汐見の皆さんのためになる」と、何度も言われた。</w:t>
+        <w:t>(深く息を吐き、会場を見回す)</w:t>
+      </w:r>
+      <w:r>
+        <w:rPr>
+          <w:rFonts w:ascii="Times New Roman" w:hAnsi="Times New Roman" w:eastAsia="Malgun Gothic"/>
+          <w:b w:val="0"/>
+          <w:i w:val="0"/>
+          <w:sz w:val="22"/>
+        </w:rPr>
+        <w:t>皆。……わしも言う。わしは後援会の支部長だ。真壁先生のお父上の後援会の。この封筒が来る前から、東京の方から「合意した方が、汐見の皆さんのためになる」と何度も言われた。</w:t>
       </w:r>
     </w:p>
     <w:p>
@@ -4880,7 +4880,7 @@
           <w:color w:val="555555"/>
           <w:sz w:val="22"/>
         </w:rPr>
-        <w:t>(真壁遼が、静かに、大沼を見る。)</w:t>
+        <w:t>(真壁遼が静かに大沼を見る。)</w:t>
       </w:r>
     </w:p>
     <w:p>
@@ -4903,7 +4903,7 @@
           <w:i w:val="0"/>
           <w:sz w:val="22"/>
         </w:rPr>
-        <w:t>わしは、それを、皆に勧めに来たんじゃねえ。ただ、白状しに来た。わしは、迷ってる。わしの家も、波戸だ。だが、わしは、この先生たちを、悪く思えねえ。桐生先生は、わしの息子が、若いころ喧嘩で警察に引っ張られた時も、……いや、そんな話は、いい。</w:t>
+        <w:t>わしは、それを皆に勧めに来たんじゃねえ。ただ、白状しに来た。わしは迷ってる。わしの家も波戸だ。だが、わしはこの先生たちを悪く思えねえ。桐生先生は、わしの息子が若いころ喧嘩で警察に引っ張られた時も、……いや、そんな話はいい。</w:t>
       </w:r>
     </w:p>
     <w:p>
@@ -4918,7 +4918,7 @@
           <w:color w:val="555555"/>
           <w:sz w:val="22"/>
         </w:rPr>
-        <w:t>(笑いが起きる。少し、空気が緩む。)</w:t>
+        <w:t>(笑いが起きる。少し空気が緩む。)</w:t>
       </w:r>
     </w:p>
     <w:p>
@@ -4941,7 +4941,7 @@
           <w:i w:val="0"/>
           <w:sz w:val="22"/>
         </w:rPr>
-        <w:t>要は、決めんのは、おのおのだってことだ。わしは、止めねえ。誰にも、「取れ」とも、「取るな」とも言わねえ。……ただな、取ったやつを、団地で、白い目で見んのだけは、やめよう。皆。頼む。</w:t>
+        <w:t>要は、決めんのはおのおのだってことだ。わしは止めねえ。誰にも「取れ」とも「取るな」とも言わねえ。……ただな、取ったやつを団地で白い目で見んのだけは、やめよう。皆。頼む。</w:t>
       </w:r>
     </w:p>
     <w:p>
@@ -4956,7 +4956,7 @@
           <w:color w:val="555555"/>
           <w:sz w:val="22"/>
         </w:rPr>
-        <w:t>(一瞬の沈黙。それから、遠藤が、杖をついて、ゆっくり立ち上がる。)</w:t>
+        <w:t>(一瞬の沈黙。それから、遠藤が杖をついてゆっくり立ち上がる。)</w:t>
       </w:r>
     </w:p>
     <w:p>
@@ -4979,7 +4979,7 @@
           <w:i w:val="0"/>
           <w:sz w:val="22"/>
         </w:rPr>
-        <w:t>会長。おらも、同じこと、言いてえ。……押す人も、押さねえ人も、同じ茶、飲もう。それが、うちらの、順番だ。</w:t>
+        <w:t>会長。おらも同じこと言いてえ。……押す人も押さねえ人も、同じ茶飲もう。それが、うちらの順番だ。</w:t>
       </w:r>
     </w:p>
     <w:p>
@@ -5035,7 +5035,7 @@
           <w:color w:val="555555"/>
           <w:sz w:val="22"/>
         </w:rPr>
-        <w:t>(静かに、手をたたく)</w:t>
+        <w:t>(静かに手をたたく)</w:t>
       </w:r>
       <w:r>
         <w:rPr>
@@ -5058,7 +5058,7 @@
           <w:color w:val="555555"/>
           <w:sz w:val="22"/>
         </w:rPr>
-        <w:t>(拍手が、会場に、ゆっくりと、広がる。女将が、友三郎の背中を、そっと叩く。友三郎は、うつむいたまま、小さくうなずく。)</w:t>
+        <w:t>(拍手が会場にゆっくりと広がる。女将が友三郎の背中をそっと叩く。友三郎はうつむいたまま、小さくうなずく。)</w:t>
       </w:r>
     </w:p>
     <w:p>
@@ -5088,7 +5088,7 @@
           <w:color w:val="555555"/>
           <w:sz w:val="22"/>
         </w:rPr>
-        <w:t>(8月28日(金)、午後8時。桐生法律事務所。窓の風鈴が、ゆっくり鳴る。事務所の鉄瓶が、ひさしぶりに応接室の火にかかっている。机の上に、回答用紙の束。三浦が、付箋を数えている。茜は、書類の山の横で、麦茶を片手に目を閉じている。階段に、ためらいがちな足音。)</w:t>
+        <w:t>(8月28日(金)、午後8時。桐生法律事務所。窓の風鈴がゆっくり鳴る。事務所の鉄瓶が、ひさしぶりに応接室の火にかかっている。机の上に回答用紙の束。三浦が付箋を数えている。茜は書類の山の横で、麦茶を片手に目を閉じている。階段に、ためらいがちな足音。)</w:t>
       </w:r>
     </w:p>
     <w:p>
@@ -5157,7 +5157,7 @@
           <w:i w:val="0"/>
           <w:sz w:val="22"/>
         </w:rPr>
-        <w:t>仕事、今日、遅番だったから、おれ一人で。……先生、いますか。</w:t>
+        <w:t>仕事、今日遅番だったから、おれ一人で。……先生、いますか。</w:t>
       </w:r>
     </w:p>
     <w:p>
@@ -5219,7 +5219,7 @@
           <w:color w:val="555555"/>
           <w:sz w:val="22"/>
         </w:rPr>
-        <w:t>(湯呑みを受け取って、座る。一口飲む)</w:t>
+        <w:t>(湯呑みを受け取って座る。一口飲む)</w:t>
       </w:r>
       <w:r>
         <w:rPr>
@@ -5274,7 +5274,7 @@
           <w:i w:val="0"/>
           <w:sz w:val="22"/>
         </w:rPr>
-        <w:t>先生の茶は、いつも、苦え。でも、飲むと、頭が、すっきりすんだ。</w:t>
+        <w:t>先生の茶は、いつも苦え。でも、飲むと頭がすっきりすんだ。</w:t>
       </w:r>
     </w:p>
     <w:p>
@@ -5289,7 +5289,7 @@
           <w:color w:val="555555"/>
           <w:sz w:val="22"/>
         </w:rPr>
-        <w:t>(翔太が、鞄から、折りたたんだ回答用紙を出す。ハンコは、まだ押されていない。)</w:t>
+        <w:t>(翔太が鞄から折りたたんだ回答用紙を出す。ハンコはまだ押されていない。)</w:t>
       </w:r>
     </w:p>
     <w:p>
@@ -5358,7 +5358,7 @@
           <w:i w:val="0"/>
           <w:sz w:val="22"/>
         </w:rPr>
-        <w:t>おれ、取らねえ。……いや、取らねえって、決めたんじゃなくて、「取らないで、足りるようにする」って、決めた。</w:t>
+        <w:t>おれ、取らねえ。……いや、取らねえって決めたんじゃなくて、「取らないで足りるようにする」って決めた。</w:t>
       </w:r>
     </w:p>
     <w:p>
@@ -5404,7 +5404,7 @@
           <w:i w:val="0"/>
           <w:sz w:val="22"/>
         </w:rPr>
-        <w:t>昨日、倉庫の係長に、聞いたんだ。会社に、夜間の高専、学費補助の制度があるって。月に二万円。奨学金と、足せば、なんとか、なる。あと、夜勤を週に二回、増やす。</w:t>
+        <w:t>昨日、倉庫の係長に聞いたんだ。会社に、夜間の高専の学費補助の制度があるって。月に二万円。奨学金と足せば、なんとかなる。あと、夜勤を週に二回増やす。</w:t>
       </w:r>
     </w:p>
     <w:p>
@@ -5450,7 +5450,7 @@
           <w:i w:val="0"/>
           <w:sz w:val="22"/>
         </w:rPr>
-        <w:t>母さんは、「あたしが働く」って言う。でも、母さん、仕事、もう、いっぱいだ。おれが、やる。それで、百二十万は、いらねえ。……そう思ったんじゃなくて、思おうとしてる。</w:t>
+        <w:t>母さんは「あたしが働く」って言う。でも母さん、仕事もういっぱいだ。おれがやる。それで、百二十万はいらねえ。……そう思ったんじゃなくて、思おうとしてる。</w:t>
       </w:r>
     </w:p>
     <w:p>
@@ -5496,7 +5496,7 @@
           <w:i w:val="0"/>
           <w:sz w:val="22"/>
         </w:rPr>
-        <w:t>正直、ほしいんだ。ほしくねえっていったら、嘘だ。でも、おれ、ばあちゃんの墓の前で、言えなかった。「お金もらったから、もういいです」って。……あの風鈴の前でも。</w:t>
+        <w:t>正直、ほしいんだ。ほしくねえっていったら嘘だ。でも、おれ、ばあちゃんの墓の前で言えなかった。「お金もらったから、もういいです」って。……あの風鈴の前でも。</w:t>
       </w:r>
     </w:p>
     <w:p>
@@ -5520,16 +5520,16 @@
           <w:color w:val="555555"/>
           <w:sz w:val="22"/>
         </w:rPr>
-        <w:t>(しばらく、黙って)</w:t>
-      </w:r>
-      <w:r>
-        <w:rPr>
-          <w:rFonts w:ascii="Times New Roman" w:hAnsi="Times New Roman" w:eastAsia="Malgun Gothic"/>
-          <w:b w:val="0"/>
-          <w:i w:val="0"/>
-          <w:sz w:val="22"/>
-        </w:rPr>
-        <w:t>翔太くん。僕は、それを、美しい選択だとは、思いません。</w:t>
+        <w:t>(しばらく黙って)</w:t>
+      </w:r>
+      <w:r>
+        <w:rPr>
+          <w:rFonts w:ascii="Times New Roman" w:hAnsi="Times New Roman" w:eastAsia="Malgun Gothic"/>
+          <w:b w:val="0"/>
+          <w:i w:val="0"/>
+          <w:sz w:val="22"/>
+        </w:rPr>
+        <w:t>翔太くん。僕は、それを美しい選択だとは思いません。</w:t>
       </w:r>
     </w:p>
     <w:p>
@@ -5584,7 +5584,7 @@
           <w:i w:val="0"/>
           <w:sz w:val="22"/>
         </w:rPr>
-        <w:t>取る人にも、取らない人にも、理由があります。ただ、翔太くんが、自分で選んだことは、確かです。お母さんに言われたからでも、先生に言われたからでもなく。</w:t>
+        <w:t>取る人にも取らない人にも、理由があります。ただ、翔太くんが自分で選んだことは確かです。お母さんに言われたからでも、先生に言われたからでもなく。</w:t>
       </w:r>
     </w:p>
     <w:p>
@@ -5630,7 +5630,7 @@
           <w:i w:val="0"/>
           <w:sz w:val="22"/>
         </w:rPr>
-        <w:t>だから、一つだけ、お願いがあります。取らないことを、誰かに、自慢しないでください。</w:t>
+        <w:t>だから、一つだけお願いがあります。取らないことを、誰かに自慢しないでください。</w:t>
       </w:r>
     </w:p>
     <w:p>
@@ -5676,7 +5676,7 @@
           <w:i w:val="0"/>
           <w:sz w:val="22"/>
         </w:rPr>
-        <w:t>取る人を、「負けた人」と、思わないでください。浜田さんも、近所の方も、きっと、取ります。その人たちの暮らしは、翔太くんの暮らしと、同じくらい、重いものです。</w:t>
+        <w:t>取る人を「負けた人」と思わないでください。浜田さんも近所の方も、きっと取ります。その人たちの暮らしは、翔太くんの暮らしと同じくらい重いものです。</w:t>
       </w:r>
     </w:p>
     <w:p>
@@ -5778,7 +5778,7 @@
           <w:i w:val="0"/>
           <w:sz w:val="22"/>
         </w:rPr>
-        <w:t>もちろん。……順番は、翔太くんの、次です。</w:t>
+        <w:t>もちろん。……順番は、翔太くんの次です。</w:t>
       </w:r>
     </w:p>
     <w:p>
@@ -5793,7 +5793,7 @@
           <w:color w:val="555555"/>
           <w:sz w:val="22"/>
         </w:rPr>
-        <w:t>(階段の下で、杖の音。続いて、勢いのある足音。遠藤と大城が、顔をのぞかせる。)</w:t>
+        <w:t>(階段の下で杖の音。続いて勢いのある足音。遠藤と大城が顔をのぞかせる。)</w:t>
       </w:r>
     </w:p>
     <w:p>
@@ -5816,7 +5816,7 @@
           <w:i w:val="0"/>
           <w:sz w:val="22"/>
         </w:rPr>
-        <w:t>わけえ先生。夜に、すまんな。</w:t>
+        <w:t>わけえ先生。夜にすまんな。</w:t>
       </w:r>
     </w:p>
     <w:p>
@@ -5839,7 +5839,7 @@
           <w:i w:val="0"/>
           <w:sz w:val="22"/>
         </w:rPr>
-        <w:t>真壁さん、集計、できた?</w:t>
+        <w:t>真壁さん、集計できた?</w:t>
       </w:r>
     </w:p>
     <w:p>
@@ -5862,7 +5862,7 @@
           <w:i w:val="0"/>
           <w:sz w:val="22"/>
         </w:rPr>
-        <w:t>ちょうど、今、終わったところです。(三浦に目をやる)</w:t>
+        <w:t>ちょうど今、終わったところです。(三浦に目をやる)</w:t>
       </w:r>
     </w:p>
     <w:p>
@@ -5885,7 +5885,7 @@
           <w:i w:val="0"/>
           <w:sz w:val="22"/>
         </w:rPr>
-        <w:t>回答期限は、三日後です。現時点で、三百十二人のうち、「合意して、訴えを取り下げたい」という方は、三十一名。残る、二百八十一名は、継続の意思を、確認しています。</w:t>
+        <w:t>回答期限は三日後です。現時点で三百十二人のうち、「合意して訴えを取り下げたい」という方は三十一名。残る二百八十一名は、継続の意思を確認しています。</w:t>
       </w:r>
     </w:p>
     <w:p>
@@ -5931,7 +5931,7 @@
           <w:i w:val="0"/>
           <w:sz w:val="22"/>
         </w:rPr>
-        <w:t>三十一人は、……あの、浜田さんも、か。</w:t>
+        <w:t>三十一人は、……あの、浜田さんもか。</w:t>
       </w:r>
     </w:p>
     <w:p>
@@ -5954,7 +5954,7 @@
           <w:i w:val="0"/>
           <w:sz w:val="22"/>
         </w:rPr>
-        <w:t>はい。浜田友三郎さんは、本日、事務所で、書面を確認されて、署名されました。奥さまの通院費のためです。僕たちは、手続を、お手伝いします。</w:t>
+        <w:t>はい。浜田友三郎さんは本日、事務所で書面を確認されて署名されました。奥さまの通院費のためです。僕たちは手続をお手伝いします。</w:t>
       </w:r>
     </w:p>
     <w:p>
@@ -5987,7 +5987,7 @@
           <w:i w:val="0"/>
           <w:sz w:val="22"/>
         </w:rPr>
-        <w:t>あたし、浜田さん、責めねえ。責める気は、ない。</w:t>
+        <w:t>あたし、浜田さん責めねえ。責める気はない。</w:t>
       </w:r>
     </w:p>
     <w:p>
@@ -6010,7 +6010,7 @@
           <w:i w:val="0"/>
           <w:sz w:val="22"/>
         </w:rPr>
-        <w:t>んだ。浜田さんは、おらの湯呑みの、三つ隣の人だ。</w:t>
+        <w:t>んだ。浜田さんは、おらの湯呑みの三つ隣の人だ。</w:t>
       </w:r>
     </w:p>
     <w:p>
@@ -6025,7 +6025,7 @@
           <w:color w:val="555555"/>
           <w:sz w:val="22"/>
         </w:rPr>
-        <w:t>(三浦が、湯呑みを、六つ、机に並べる。一番手前から、遠藤、大城、翔太、茜、三浦、そして、空いた一つ。)</w:t>
+        <w:t>(三浦が湯呑みを六つ、机に並べる。一番手前から、遠藤、大城、翔太、茜、三浦、そして空いた一つ。)</w:t>
       </w:r>
     </w:p>
     <w:p>
@@ -6048,7 +6048,7 @@
           <w:i w:val="0"/>
           <w:sz w:val="22"/>
         </w:rPr>
-        <w:t>空いた一つは、浜田さんの分です。明日、来られるかどうか、分かりませんが。</w:t>
+        <w:t>空いた一つは浜田さんの分です。明日来られるかどうか分かりませんが。</w:t>
       </w:r>
     </w:p>
     <w:p>
@@ -6071,7 +6071,7 @@
           <w:i w:val="0"/>
           <w:sz w:val="22"/>
         </w:rPr>
-        <w:t>置いておいてください。来た時に、すぐ、出せるように。</w:t>
+        <w:t>置いておいてください。来た時にすぐ出せるように。</w:t>
       </w:r>
     </w:p>
     <w:p>
@@ -6086,7 +6086,7 @@
           <w:color w:val="555555"/>
           <w:sz w:val="22"/>
         </w:rPr>
-        <w:t>(風鈴が、ちりん、と鳴る。遼が、窓辺に立つ。外は暗く、街灯の下に、蛾が一匹、飛んでいる。)</w:t>
+        <w:t>(風鈴がちりん、と鳴る。遼が窓辺に立つ。外は暗く、街灯の下に蛾が一匹飛んでいる。)</w:t>
       </w:r>
     </w:p>
     <w:p>
@@ -6119,7 +6119,7 @@
           <w:i w:val="0"/>
           <w:sz w:val="22"/>
         </w:rPr>
-        <w:t>三十一人、減った。でも、二百八十一人、残った。……数字は、勝ちでも、負けでも、ありません。</w:t>
+        <w:t>三十一人、減った。でも二百八十一人残った。……数字は、勝ちでも負けでもありません。</w:t>
       </w:r>
     </w:p>
     <w:p>
@@ -6152,7 +6152,7 @@
           <w:i w:val="0"/>
           <w:sz w:val="22"/>
         </w:rPr>
-        <w:t>先生。次は、九月の、次回期日ですね。</w:t>
+        <w:t>先生。次は九月の次回期日ですね。</w:t>
       </w:r>
     </w:p>
     <w:p>
@@ -6175,7 +6175,7 @@
           <w:i w:val="0"/>
           <w:sz w:val="22"/>
         </w:rPr>
-        <w:t>はい。大槻先生は、おそらく、新しい手を、打ってきます。その前に、……もう一つ、来る気がします。</w:t>
+        <w:t>はい。大槻先生はおそらく、新しい手を打ってきます。その前に、……もう一つ来る気がします。</w:t>
       </w:r>
     </w:p>
     <w:p>
@@ -6221,7 +6221,7 @@
           <w:i w:val="0"/>
           <w:sz w:val="22"/>
         </w:rPr>
-        <w:t>国の側から。それとも、もっと、近いところから。</w:t>
+        <w:t>国の側から。それとも、もっと近いところから。</w:t>
       </w:r>
     </w:p>
     <w:p>
@@ -6236,7 +6236,7 @@
           <w:color w:val="555555"/>
           <w:sz w:val="22"/>
         </w:rPr>
-        <w:t>(鉄瓶が、静かに湯気を上げる。窓の外、遠い雷が、一つ、鳴る。)</w:t>
+        <w:t>(鉄瓶が静かに湯気を上げる。窓の外、遠い雷が一つ鳴る。)</w:t>
       </w:r>
     </w:p>
     <w:p>
